--- a/40_Programmleitung/Kurzbericht_Kompetenzhaus_v10.docx
+++ b/40_Programmleitung/Kurzbericht_Kompetenzhaus_v10.docx
@@ -824,7 +824,7 @@
           <w:spacing w:val="0"/>
           <w:color w:val="161A26"/>
         </w:rPr>
-        <w:t xml:space="preserve"> Die Promotion ist mit CHF 50 504 bei 80 Prozent im ersten Jahr der tiefste Einstieg im ganzen Set — gemeinsam mit UX-Research, was gegen dessen Ruf als lukrativer Ausstieg spricht. Am oberen Ende steht das Gymnasiallehramt mit CHF 109 664, gefolgt von der Schulpsychologie. Beide sind allerdings von hohen Teilzeitanteilen geprägt.</w:t>
+        <w:t xml:space="preserve"> Die Promotion ist mit CHF 50 504 bei 80 Prozent im ersten Jahr der tiefste Einstieg im ganzen Set — gemeinsam mit UX-Research, was gegen dessen Ruf als lukrativer Ausstieg spricht. Am oberen Ende steht das Gymnasiallehramt: mit Lehrdiplom Lohnklasse 21, Stufe 3, also CHF 120 775 bei vollem Pensum. Beide oberen Felder sind allerdings von hohen Teilzeitanteilen geprägt — das Gymnasium rechnet ohnehin in Pflichtlektionen (23 pro Woche als Vollpensum), und für Einsteigende sind 40 bis 70 Prozent realistisch.</w:t>
       </w:r>
     </w:p>
     <w:p>
@@ -897,7 +897,75 @@
           <w:spacing w:val="0"/>
           <w:color w:val="161A26"/>
         </w:rPr>
-        <w:t xml:space="preserve"> Für Gesundheitspsychologie, Rechtspsychologie und UX-Research existiert kein berufsspezifischer Schweizer Einstiegslohn. Statt zu schätzen, weist das Spiel die Belegqualität jeder Lohnangabe aus — gut belegt, mittel belegt oder nicht spezifisch belegbar — und nennt die Quelle.</w:t>
+        <w:t xml:space="preserve"> Für Gesundheitspsychologie, Rechtspsychologie, Schulpsychologie und UX-Research existiert kein amtlich belegter Schweizer Einstiegslohn. Statt zu schätzen, weist das Spiel die Belegqualität jeder Lohnangabe aus — gut belegt, mittel belegt oder nicht spezifisch belegbar — und nennt die Quelle.</w:t>
+      </w:r>
+    </w:p>
+    <w:p>
+      <w:pPr>
+        <w:spacing w:after="293"/>
+      </w:pPr>
+      <w:r>
+        <w:rPr>
+          <w:rFonts w:ascii="Helvetica Neue" w:hAnsi="Helvetica Neue" w:cs="Helvetica Neue"/>
+          <w:sz w:val="29"/>
+          <w:sz-cs w:val="29"/>
+          <w:b/>
+          <w:spacing w:val="0"/>
+          <w:color w:val="161A26"/>
+        </w:rPr>
+        <w:t xml:space="preserve">Die Angaben wurden gegen sich selbst geprüft.</w:t>
+      </w:r>
+      <w:r>
+        <w:rPr>
+          <w:rFonts w:ascii="Helvetica Neue" w:hAnsi="Helvetica Neue" w:cs="Helvetica Neue"/>
+          <w:sz w:val="29"/>
+          <w:sz-cs w:val="29"/>
+          <w:spacing w:val="0"/>
+          <w:color w:val="161A26"/>
+        </w:rPr>
+        <w:t xml:space="preserve"> Sechs unabhängige Prüfinstanzen mit dem ausdrücklichen Auftrag, die Behauptungen zu </w:t>
+      </w:r>
+      <w:r>
+        <w:rPr>
+          <w:rFonts w:ascii="Helvetica Neue" w:hAnsi="Helvetica Neue" w:cs="Helvetica Neue"/>
+          <w:sz w:val="29"/>
+          <w:sz-cs w:val="29"/>
+          <w:i/>
+          <w:spacing w:val="0"/>
+          <w:color w:val="161A26"/>
+        </w:rPr>
+        <w:t xml:space="preserve">widerlegen</w:t>
+      </w:r>
+      <w:r>
+        <w:rPr>
+          <w:rFonts w:ascii="Helvetica Neue" w:hAnsi="Helvetica Neue" w:cs="Helvetica Neue"/>
+          <w:sz w:val="29"/>
+          <w:sz-cs w:val="29"/>
+          <w:spacing w:val="0"/>
+          <w:color w:val="161A26"/>
+        </w:rPr>
+        <w:t xml:space="preserve">, haben 45 Teilaussagen gegen Primärquellen gehalten: 32 wurden bestätigt, 13 mussten präzisiert werden, keine war schlicht falsch. Die gewichtigste Korrektur betraf das Gymnasiallehramt — die zunächst verwendete Lohnklasse 20 gilt für Hochschulabsolvierende </w:t>
+      </w:r>
+      <w:r>
+        <w:rPr>
+          <w:rFonts w:ascii="Helvetica Neue" w:hAnsi="Helvetica Neue" w:cs="Helvetica Neue"/>
+          <w:sz w:val="29"/>
+          <w:sz-cs w:val="29"/>
+          <w:i/>
+          <w:spacing w:val="0"/>
+          <w:color w:val="161A26"/>
+        </w:rPr>
+        <w:t xml:space="preserve">ohne</w:t>
+      </w:r>
+      <w:r>
+        <w:rPr>
+          <w:rFonts w:ascii="Helvetica Neue" w:hAnsi="Helvetica Neue" w:cs="Helvetica Neue"/>
+          <w:sz w:val="29"/>
+          <w:sz-cs w:val="29"/>
+          <w:spacing w:val="0"/>
+          <w:color w:val="161A26"/>
+        </w:rPr>
+        <w:t xml:space="preserve"> Lehrdiplom, und die Zahl stammte aus der Tabelle von 2023. Ebenfalls präzisiert: Der eidgenössische Titel im Feld Schule heisst EA KJP, der MAS ist ein zusätzlicher akademischer Titel derselben Weiterbildung; der MAS Gesundheitspsychologie wird gemeinsam von UZH und Universität Bern getragen; und die genannten Weiterbildungskosten enthalten die obligatorische Supervision durchweg nicht. Das vollständige Korrekturprotokoll steht im Anhang der Recherchegrundlage.</w:t>
       </w:r>
     </w:p>
     <w:p>
